--- a/docs/pack-commercial/commerciaux/GUIDE-COMMERCIAL_MyEasyAuto.docx
+++ b/docs/pack-commercial/commerciaux/GUIDE-COMMERCIAL_MyEasyAuto.docx
@@ -130,7 +130,7 @@
                 <w:sz w:val="20"/>
                 <w:szCs w:val="20"/>
               </w:rPr>
-              <w:t xml:space="preserve">My Easy Auto, c'est l'application qui fait rentrer l'argent des sinistres dans un garage : le rapport d'expertise est lu par l'IA, les documents se génèrent seuls, le client signe en 30 secondes et les assurances sont relancées automatiquement. Et pour ceux qui ne veulent plus toucher un papier, une secrétaire formée aux sinistres s'occupe de tout.</w:t>
+              <w:t>My Easy Auto, c'est l'application qui fait rentrer l'argent des sinistres dans un garage : le rapport d'expertise est lu par l'IA, les documents se génèrent seuls, le client signe en 30 secondes et les assurances sont relancées automatiquement. Et pour ceux qui ne veulent plus toucher un papier, un chargé de mission formée aux sinistres s'occupe de tout.</w:t>
             </w:r>
           </w:p>
         </w:tc>
@@ -740,7 +740,7 @@
           <w:sz w:val="20"/>
           <w:szCs w:val="20"/>
         </w:rPr>
-        <w:t xml:space="preserve">Le secrétariat à distance </w:t>
+        <w:t>L'Adhésion Service (Plus, Premium, Ultimate : 10, 20 ou 40 h par mois) : l'application + un chargé de mission spécialisé dans la gestion des litiges, qui reprend les dossiers compliqués — litiges, impayés, dossiers qui traînent depuis des mois — et appelle assurances, experts et clients jusqu'au déblocage et à l'encaissement. Heures décomptées au réel, relevé mensuel, heures reportables à 50 %.</w:t>
       </w:r>
       <w:r>
         <w:rPr>
@@ -749,7 +749,6 @@
           <w:sz w:val="20"/>
           <w:szCs w:val="20"/>
         </w:rPr>
-        <w:t xml:space="preserve">(formules STARTER, CONFORT, SÉRÉNITÉ) : l'application + un(e) secrétaire dédié(e), formé(e) aux sinistres, qui crée et tient les dossiers, édite devis et factures, relance assurances et experts, pointe les encaissements et trie la boîte mail du garage. Heures décomptées au réel, relevé mensuel, heures reportables à 50 %.</w:t>
       </w:r>
     </w:p>
     <w:p>
@@ -897,7 +896,7 @@
                 <w:sz w:val="18"/>
                 <w:szCs w:val="18"/>
               </w:rPr>
-              <w:t xml:space="preserve">STARTER</w:t>
+              <w:t>ADHÉSION SERVICE PLUS</w:t>
             </w:r>
           </w:p>
         </w:tc>
@@ -933,7 +932,7 @@
                 <w:sz w:val="18"/>
                 <w:szCs w:val="18"/>
               </w:rPr>
-              <w:t xml:space="preserve">CONFORT ★</w:t>
+              <w:t>ADHÉSION SERVICE PREMIUM ★</w:t>
             </w:r>
           </w:p>
         </w:tc>
@@ -969,7 +968,7 @@
                 <w:sz w:val="18"/>
                 <w:szCs w:val="18"/>
               </w:rPr>
-              <w:t xml:space="preserve">SÉRÉNITÉ</w:t>
+              <w:t>ADHÉSION SERVICE ULTIMATE</w:t>
             </w:r>
           </w:p>
         </w:tc>
@@ -1195,7 +1194,7 @@
                 <w:sz w:val="19"/>
                 <w:szCs w:val="19"/>
               </w:rPr>
-              <w:t xml:space="preserve">Heures de secrétariat / mois</w:t>
+              <w:t>Heures d'Adhésion Service / mois</w:t>
             </w:r>
           </w:p>
         </w:tc>
@@ -1728,7 +1727,7 @@
           <w:sz w:val="17"/>
           <w:szCs w:val="17"/>
         </w:rPr>
-        <w:t>Heure supplémentaire : 45 € HT. Mise en service et formation : 290 € HT, OFFERTE pour tout engagement de 12 mois. Formule ajustable chaque mois. CONFORT est la formule à proposer en premier : c'est celle qui règle le problème du garage moyen (20 h par mois = une demi-journée par semaine).</w:t>
+        <w:t>Heure supplémentaire : 45 € HT. Mise en service et formation : 290 € HT, OFFERTE pour tout engagement de 12 mois. Formule ajustable chaque mois. ADHÉSION SERVICE PREMIUM est la formule à proposer en premier : c'est celle qui règle le problème du garage moyen (20 h par mois = une demi-journée par semaine).</w:t>
       </w:r>
     </w:p>
     <w:p>
@@ -1867,7 +1866,7 @@
           <w:sz w:val="20"/>
           <w:szCs w:val="20"/>
         </w:rPr>
-        <w:t xml:space="preserve">Les signaux qui font un bon prospect : un patron qui tient les dossiers lui-même ou avec sa conjointe, une secrétaire débordée ou qui vient de partir, des factures d'assurance en attente depuis plus de 60 jours, un classeur ou un tableur pour suivre les dossiers, une expertise à distance (EAD) subie plutôt que maîtrisée.</w:t>
+        <w:t>Les signaux qui font un bon prospect : un patron qui tient les dossiers lui-même ou avec sa conjointe, une personne à l'administratif débordée ou qui vient de partir, des factures d'assurance en attente depuis plus de 60 jours, un classeur ou un tableur pour suivre les dossiers, une expertise à distance (EAD) subie plutôt que maîtrisée.</w:t>
       </w:r>
     </w:p>
     <w:p>
@@ -3577,7 +3576,7 @@
                 <w:sz w:val="19"/>
                 <w:szCs w:val="19"/>
               </w:rPr>
-              <w:t xml:space="preserve">Ramenez au taux horaire : 39 € de l'heure pour une secrétaire formée aux sinistres, sans charges, sans absence, sans embauche. Puis au montant bloqué chez les assurances : un seul dossier de 2 000 € encaissé un mois plus tôt paie la formule.</w:t>
+              <w:t>Ramenez au taux horaire : 39 € de l'heure pour un chargé de mission spécialisé dans les litiges, sans charges, sans absence, sans embauche. Puis au montant bloqué chez les assurances : un seul dossier de 2 000 € encaissé un mois plus tôt paie la formule.</w:t>
             </w:r>
           </w:p>
         </w:tc>
@@ -3654,7 +3653,7 @@
                 <w:sz w:val="19"/>
                 <w:szCs w:val="19"/>
               </w:rPr>
-              <w:t xml:space="preserve">« C'est justement pour ça. » La mise en service prend une demi-journée, IDEAFORMA reprend les dossiers en cours, et la secrétaire prend le relais dès la première semaine. Le garage ne change pas de méthode : il arrête d'en avoir une.</w:t>
+              <w:t>« C'est justement pour ça. » La mise en service prend une demi-journée, IDEAFORMA reprend les dossiers en cours, et le chargé de mission prend le relais dès la première semaine. Le garage ne change pas de méthode : il arrête d'en avoir une.</w:t>
             </w:r>
           </w:p>
         </w:tc>
@@ -3808,7 +3807,7 @@
                 <w:sz w:val="19"/>
                 <w:szCs w:val="19"/>
               </w:rPr>
-              <w:t xml:space="preserve">« Et le soir, à quelle heure ils finissent ? » Le secrétariat ne remplace pas la famille : il enlève la partie ingrate (relances, extranets, ressaisie) et laisse la relation client.</w:t>
+              <w:t>« Et le soir, à quelle heure ils finissent ? » Le chargé de mission enlève la partie ingrate (relances, litiges, dossiers qui traînent) et laisse la relation client.</w:t>
             </w:r>
           </w:p>
         </w:tc>
@@ -3944,7 +3943,7 @@
           <w:sz w:val="20"/>
           <w:szCs w:val="20"/>
         </w:rPr>
-        <w:t>Accorder une remise ou un mois gratuit hors grille sans accord écrit d'IDEAFORMA. Les seules concessions prévues sont celles de la plaquette tarifaire : engagement 12 mois (−5 % ESSENTIEL, −10 % STARTER, −12 % CONFORT, −15 % SÉRÉNITÉ, mise en service offerte) et année payée en une fois (1 mensualité offerte ESSENTIEL, 100 € STARTER, 200 € CONFORT / SÉRÉNITÉ). Une remise exceptionnelle se demande dans la déclaration de vente ; IDEAFORMA décide.</w:t>
+        <w:t>Accorder une remise ou un mois gratuit hors grille sans accord écrit d'IDEAFORMA. Les seules concessions prévues sont celles de la plaquette tarifaire : engagement 12 mois (−5 % ESSENTIEL, −10 % ADHÉSION SERVICE PLUS, −12 % ADHÉSION SERVICE PREMIUM, −15 % ADHÉSION SERVICE ULTIMATE, mise en service offerte) et année payée en une fois (1 mensualité offerte ESSENTIEL, 100 € ADHÉSION SERVICE PLUS, 200 € ADHÉSION SERVICE PREMIUM / ADHÉSION SERVICE ULTIMATE). Une remise exceptionnelle se demande dans la déclaration de vente ; IDEAFORMA décide.</w:t>
       </w:r>
     </w:p>
     <w:p>
@@ -4506,7 +4505,7 @@
                 <w:sz w:val="19"/>
                 <w:szCs w:val="19"/>
               </w:rPr>
-              <w:t>STARTER — appli + 10 h / mois</w:t>
+              <w:t>ADHÉSION SERVICE PLUS — appli + 10 h / mois</w:t>
             </w:r>
           </w:p>
         </w:tc>
@@ -4691,7 +4690,7 @@
                 <w:sz w:val="19"/>
                 <w:szCs w:val="19"/>
               </w:rPr>
-              <w:t>CONFORT — appli + 20 h / mois</w:t>
+              <w:t>ADHÉSION SERVICE PREMIUM — appli + 20 h / mois</w:t>
             </w:r>
           </w:p>
         </w:tc>
@@ -4876,7 +4875,7 @@
                 <w:sz w:val="19"/>
                 <w:szCs w:val="19"/>
               </w:rPr>
-              <w:t>SÉRÉNITÉ — appli + 40 h / mois</w:t>
+              <w:t>ADHÉSION SERVICE ULTIMATE — appli + 40 h / mois</w:t>
             </w:r>
           </w:p>
         </w:tc>
@@ -5060,7 +5059,7 @@
           <w:sz w:val="20"/>
           <w:szCs w:val="20"/>
         </w:rPr>
-        <w:t>Acquise IMMÉDIATEMENT (dès la 1re mensualité encaissée par IDEAFORMA) quand le garage s'engage 12 mois ou paie l'année en une fois ; DIFFÉRÉE DE DEUX MOIS (3e mensualité encaissée) sans engagement. Elle figure sur votre relevé du mois de l'encaissement, vous facturez, virement à 30 jours. Exemple : CONFORT engagé signé le 10 septembre → 1er mois payé en octobre → relevé début novembre → virement début décembre (815 €).</w:t>
+        <w:t>Acquise IMMÉDIATEMENT (dès la 1re mensualité encaissée par IDEAFORMA) quand le garage s'engage 12 mois ou paie l'année en une fois ; DIFFÉRÉE DE DEUX MOIS (3e mensualité encaissée) sans engagement. Elle figure sur votre relevé du mois de l'encaissement, vous facturez, virement à 30 jours. Exemple : ADHÉSION SERVICE PREMIUM engagé signé le 10 septembre → 1er mois payé en octobre → relevé début novembre → virement début décembre (815 €).</w:t>
       </w:r>
       <w:r>
         <w:rPr>
@@ -5513,7 +5512,7 @@
                 <w:sz w:val="19"/>
                 <w:szCs w:val="19"/>
               </w:rPr>
-              <w:t xml:space="preserve">2 : 1 Starter + 1 Confort</w:t>
+              <w:t>2 : 1 Adhésion Service Plus + 1 Adhésion Service Premium</w:t>
             </w:r>
           </w:p>
         </w:tc>
@@ -5698,7 +5697,7 @@
                 <w:sz w:val="19"/>
                 <w:szCs w:val="19"/>
               </w:rPr>
-              <w:t xml:space="preserve">4 : 1 Ess. + 2 Starter + 1 Confort</w:t>
+              <w:t>4 : 1 Ess. + 2 Adhésion Service Plus + 1 Adhésion Service Premium</w:t>
             </w:r>
           </w:p>
         </w:tc>
@@ -5883,7 +5882,7 @@
                 <w:sz w:val="19"/>
                 <w:szCs w:val="19"/>
               </w:rPr>
-              <w:t xml:space="preserve">8 : 2 Ess. + 3 Starter + 3 Confort</w:t>
+              <w:t>8 : 2 Ess. + 3 Adhésion Service Plus + 3 Adhésion Service Premium</w:t>
             </w:r>
           </w:p>
         </w:tc>
@@ -6402,7 +6401,7 @@
                 <w:sz w:val="19"/>
                 <w:szCs w:val="19"/>
               </w:rPr>
-              <w:t xml:space="preserve">À laisser au garage. Reprend l'offre, la grille et le secrétariat.</w:t>
+              <w:t>À laisser au garage. Reprend l'offre, la grille et l'Adhésion Service.</w:t>
             </w:r>
           </w:p>
         </w:tc>
@@ -7141,6 +7140,8 @@
     <w:sectPr>
       <w:headerReference w:type="default" r:id="rId7"/>
       <w:footerReference w:type="default" r:id="rId8"/>
+      <w:headerReference w:type="first" r:id="rId10"/>
+      <w:footerReference w:type="first" r:id="rId11"/>
       <w:pgSz w:w="11906" w:h="16838" w:orient="portrait"/>
       <w:pgMar w:top="1300" w:right="1250" w:bottom="1100" w:left="1250" w:header="708" w:footer="708" w:gutter="0"/>
       <w:pgNumType/>
@@ -7270,6 +7271,16 @@
       </w:rPr>
       <w:t xml:space="preserve">Document interne et confidentiel — ne pas diffuser aux garages.</w:t>
     </w:r>
+  </w:p>
+</w:ftr>
+</file>
+
+<file path=word/footer2.xml><?xml version="1.0" encoding="utf-8"?>
+<w:ftr xmlns:m="http://schemas.openxmlformats.org/officeDocument/2006/math" xmlns:mc="http://schemas.openxmlformats.org/markup-compatibility/2006" xmlns:mo="http://schemas.microsoft.com/office/mac/office/2008/main" xmlns:mv="urn:schemas-microsoft-com:mac:vml" xmlns:o="urn:schemas-microsoft-com:office:office" xmlns:r="http://schemas.openxmlformats.org/officeDocument/2006/relationships" xmlns:v="urn:schemas-microsoft-com:vml" xmlns:w10="urn:schemas-microsoft-com:office:word" xmlns:w14="http://schemas.microsoft.com/office/word/2010/wordml" xmlns:w="http://schemas.openxmlformats.org/wordprocessingml/2006/main" xmlns:wne="http://schemas.microsoft.com/office/word/2006/wordml" xmlns:wp14="http://schemas.microsoft.com/office/word/2010/wordprocessingDrawing" xmlns:wp="http://schemas.openxmlformats.org/drawingml/2006/wordprocessingDrawing" xmlns:wpc="http://schemas.microsoft.com/office/word/2010/wordprocessingCanvas" xmlns:wpg="http://schemas.microsoft.com/office/word/2010/wordprocessingGroup" xmlns:wpi="http://schemas.microsoft.com/office/word/2010/wordprocessingInk" xmlns:wps="http://schemas.microsoft.com/office/word/2010/wordprocessingShape" mc:Ignorable="w14 wp14">
+  <w:p>
+    <w:pPr>
+      <w:pStyle w:val="Footer"/>
+    </w:pPr>
   </w:p>
 </w:ftr>
 </file>
@@ -7478,6 +7489,16 @@
         <w:bottom w:val="single" w:color="E4E6F0" w:sz="6" w:space="6"/>
       </w:pBdr>
       <w:spacing w:after="200"/>
+    </w:pPr>
+  </w:p>
+</w:hdr>
+</file>
+
+<file path=word/header2.xml><?xml version="1.0" encoding="utf-8"?>
+<w:hdr xmlns:m="http://schemas.openxmlformats.org/officeDocument/2006/math" xmlns:mc="http://schemas.openxmlformats.org/markup-compatibility/2006" xmlns:mo="http://schemas.microsoft.com/office/mac/office/2008/main" xmlns:mv="urn:schemas-microsoft-com:mac:vml" xmlns:o="urn:schemas-microsoft-com:office:office" xmlns:r="http://schemas.openxmlformats.org/officeDocument/2006/relationships" xmlns:v="urn:schemas-microsoft-com:vml" xmlns:w10="urn:schemas-microsoft-com:office:word" xmlns:w14="http://schemas.microsoft.com/office/word/2010/wordml" xmlns:w="http://schemas.openxmlformats.org/wordprocessingml/2006/main" xmlns:wne="http://schemas.microsoft.com/office/word/2006/wordml" xmlns:wp14="http://schemas.microsoft.com/office/word/2010/wordprocessingDrawing" xmlns:wp="http://schemas.openxmlformats.org/drawingml/2006/wordprocessingDrawing" xmlns:wpc="http://schemas.microsoft.com/office/word/2010/wordprocessingCanvas" xmlns:wpg="http://schemas.microsoft.com/office/word/2010/wordprocessingGroup" xmlns:wpi="http://schemas.microsoft.com/office/word/2010/wordprocessingInk" xmlns:wps="http://schemas.microsoft.com/office/word/2010/wordprocessingShape" mc:Ignorable="w14 wp14">
+  <w:p>
+    <w:pPr>
+      <w:pStyle w:val="Header"/>
     </w:pPr>
   </w:p>
 </w:hdr>

--- a/docs/pack-commercial/commerciaux/GUIDE-COMMERCIAL_MyEasyAuto.docx
+++ b/docs/pack-commercial/commerciaux/GUIDE-COMMERCIAL_MyEasyAuto.docx
@@ -63,7 +63,7 @@
           <w:sz w:val="20"/>
           <w:szCs w:val="20"/>
         </w:rPr>
-        <w:t xml:space="preserve">Version 1.2 — 25 août 2026. </w:t>
+        <w:t xml:space="preserve">Version 1.3 — 1er septembre 2026. </w:t>
       </w:r>
       <w:r>
         <w:rPr>
@@ -130,7 +130,7 @@
                 <w:sz w:val="20"/>
                 <w:szCs w:val="20"/>
               </w:rPr>
-              <w:t>My Easy Auto, c'est l'application qui fait rentrer l'argent des sinistres dans un garage : le rapport d'expertise est lu par l'IA, les documents se génèrent seuls, le client signe en 30 secondes et les assurances sont relancées automatiquement. Et pour ceux qui ne veulent plus toucher un papier, un chargé de mission formée aux sinistres s'occupe de tout.</w:t>
+              <w:t xml:space="preserve">My Easy Auto, c'est l'application qui fait rentrer l'argent des sinistres dans un garage : le rapport d'expertise est lu par l'IA, les documents se génèrent seuls, le client signe en 30 secondes et les assurances sont relancées automatiquement. Et pour ceux qui ne veulent plus toucher un papier, un chargé de mission spécialisé dans la gestion des litiges débloque les impayés, les litiges et les dossiers qui traînent.</w:t>
             </w:r>
           </w:p>
         </w:tc>
@@ -168,7 +168,7 @@
           <w:sz w:val="20"/>
           <w:szCs w:val="20"/>
         </w:rPr>
-        <w:t xml:space="preserve">Un carrossier ne manque pas de travail : il manque de temps et d'argent qui rentre. Le fondateur d'IDEAFORMA a passé dix ans en carrosserie ; My Easy Auto n'est pas un logiciel de gestion de plus, c'est la réponse aux trois problèmes qui empoisonnent réellement l'atelier :</w:t>
+        <w:t xml:space="preserve">Un carrossier ne manque pas de travail : il manque de temps et d'argent qui rentre. My Easy Auto a été conçu avec des carrosseries, à partir de leurs vrais dossiers : ce n'est pas un logiciel de gestion de plus, c'est la réponse aux trois problèmes qui empoisonnent réellement l'atelier :</w:t>
       </w:r>
     </w:p>
     <w:tbl>
@@ -689,7 +689,7 @@
           <w:sz w:val="20"/>
           <w:szCs w:val="20"/>
         </w:rPr>
-        <w:t xml:space="preserve">Deux produits complémentaires, sur un seul devis, facturés mensuellement par IDEAFORMA :</w:t>
+        <w:t xml:space="preserve">Deux produits complémentaires, sur un seul devis, facturés mensuellement par MY EASY AUTO :</w:t>
       </w:r>
     </w:p>
     <w:p>
@@ -1926,7 +1926,7 @@
           <w:sz w:val="20"/>
           <w:szCs w:val="20"/>
         </w:rPr>
-        <w:t xml:space="preserve">Vous êtes apporteur d'affaires : vous trouvez, qualifiez et amenez le garage jusqu'à la signature. IDEAFORMA fait la démonstration technique avec vous, met en service et assure le suivi. Voici le parcours attendu pour chaque prospect :</w:t>
+        <w:t xml:space="preserve">Vous êtes apporteur d'affaires : vous trouvez, qualifiez, faites la démonstration et amenez le garage jusqu'à la signature. MY EASY AUTO met en service et assure le suivi. Voici le parcours attendu pour chaque prospect :</w:t>
       </w:r>
     </w:p>
     <w:tbl>
@@ -1959,14 +1959,14 @@
               <w:bottom w:val="single" w:color="E4E6F0" w:sz="4"/>
               <w:right w:val="single" w:color="E4E6F0" w:sz="4"/>
             </w:tcBorders>
+            <w:tcMar>
+              <w:top w:type="dxa" w:w="80"/>
+              <w:left w:type="dxa" w:w="120"/>
+              <w:bottom w:type="dxa" w:w="80"/>
+              <w:right w:type="dxa" w:w="120"/>
+            </w:tcMar>
+            <w:vAlign w:val="center"/>
             <w:shd w:fill="7C3AED" w:val="clear"/>
-            <w:tcMar>
-              <w:top w:type="dxa" w:w="80"/>
-              <w:left w:type="dxa" w:w="120"/>
-              <w:bottom w:type="dxa" w:w="80"/>
-              <w:right w:type="dxa" w:w="120"/>
-            </w:tcMar>
-            <w:vAlign w:val="center"/>
           </w:tcPr>
           <w:p>
             <w:pPr>
@@ -1995,14 +1995,14 @@
               <w:bottom w:val="single" w:color="E4E6F0" w:sz="4"/>
               <w:right w:val="single" w:color="E4E6F0" w:sz="4"/>
             </w:tcBorders>
+            <w:tcMar>
+              <w:top w:type="dxa" w:w="80"/>
+              <w:left w:type="dxa" w:w="120"/>
+              <w:bottom w:type="dxa" w:w="80"/>
+              <w:right w:type="dxa" w:w="120"/>
+            </w:tcMar>
+            <w:vAlign w:val="center"/>
             <w:shd w:fill="7C3AED" w:val="clear"/>
-            <w:tcMar>
-              <w:top w:type="dxa" w:w="80"/>
-              <w:left w:type="dxa" w:w="120"/>
-              <w:bottom w:type="dxa" w:w="80"/>
-              <w:right w:type="dxa" w:w="120"/>
-            </w:tcMar>
-            <w:vAlign w:val="center"/>
           </w:tcPr>
           <w:p>
             <w:pPr>
@@ -2031,14 +2031,14 @@
               <w:bottom w:val="single" w:color="E4E6F0" w:sz="4"/>
               <w:right w:val="single" w:color="E4E6F0" w:sz="4"/>
             </w:tcBorders>
+            <w:tcMar>
+              <w:top w:type="dxa" w:w="80"/>
+              <w:left w:type="dxa" w:w="120"/>
+              <w:bottom w:type="dxa" w:w="80"/>
+              <w:right w:type="dxa" w:w="120"/>
+            </w:tcMar>
+            <w:vAlign w:val="center"/>
             <w:shd w:fill="7C3AED" w:val="clear"/>
-            <w:tcMar>
-              <w:top w:type="dxa" w:w="80"/>
-              <w:left w:type="dxa" w:w="120"/>
-              <w:bottom w:type="dxa" w:w="80"/>
-              <w:right w:type="dxa" w:w="120"/>
-            </w:tcMar>
-            <w:vAlign w:val="center"/>
           </w:tcPr>
           <w:p>
             <w:pPr>
@@ -2072,14 +2072,14 @@
               <w:bottom w:val="single" w:color="E4E6F0" w:sz="4"/>
               <w:right w:val="single" w:color="E4E6F0" w:sz="4"/>
             </w:tcBorders>
+            <w:tcMar>
+              <w:top w:type="dxa" w:w="80"/>
+              <w:left w:type="dxa" w:w="120"/>
+              <w:bottom w:type="dxa" w:w="80"/>
+              <w:right w:type="dxa" w:w="120"/>
+            </w:tcMar>
+            <w:vAlign w:val="center"/>
             <w:shd w:fill="FFFFFF" w:val="clear"/>
-            <w:tcMar>
-              <w:top w:type="dxa" w:w="80"/>
-              <w:left w:type="dxa" w:w="120"/>
-              <w:bottom w:type="dxa" w:w="80"/>
-              <w:right w:type="dxa" w:w="120"/>
-            </w:tcMar>
-            <w:vAlign w:val="center"/>
           </w:tcPr>
           <w:p>
             <w:pPr>
@@ -2095,7 +2095,7 @@
                 <w:sz w:val="19"/>
                 <w:szCs w:val="19"/>
               </w:rPr>
-              <w:t xml:space="preserve">1. Prospection</w:t>
+              <w:t>1. Prospection</w:t>
             </w:r>
           </w:p>
         </w:tc>
@@ -2108,14 +2108,14 @@
               <w:bottom w:val="single" w:color="E4E6F0" w:sz="4"/>
               <w:right w:val="single" w:color="E4E6F0" w:sz="4"/>
             </w:tcBorders>
+            <w:tcMar>
+              <w:top w:type="dxa" w:w="80"/>
+              <w:left w:type="dxa" w:w="120"/>
+              <w:bottom w:type="dxa" w:w="80"/>
+              <w:right w:type="dxa" w:w="120"/>
+            </w:tcMar>
+            <w:vAlign w:val="center"/>
             <w:shd w:fill="FFFFFF" w:val="clear"/>
-            <w:tcMar>
-              <w:top w:type="dxa" w:w="80"/>
-              <w:left w:type="dxa" w:w="120"/>
-              <w:bottom w:type="dxa" w:w="80"/>
-              <w:right w:type="dxa" w:w="120"/>
-            </w:tcMar>
-            <w:vAlign w:val="center"/>
           </w:tcPr>
           <w:p>
             <w:pPr>
@@ -2144,14 +2144,14 @@
               <w:bottom w:val="single" w:color="E4E6F0" w:sz="4"/>
               <w:right w:val="single" w:color="E4E6F0" w:sz="4"/>
             </w:tcBorders>
+            <w:tcMar>
+              <w:top w:type="dxa" w:w="80"/>
+              <w:left w:type="dxa" w:w="120"/>
+              <w:bottom w:type="dxa" w:w="80"/>
+              <w:right w:type="dxa" w:w="120"/>
+            </w:tcMar>
+            <w:vAlign w:val="center"/>
             <w:shd w:fill="FFFFFF" w:val="clear"/>
-            <w:tcMar>
-              <w:top w:type="dxa" w:w="80"/>
-              <w:left w:type="dxa" w:w="120"/>
-              <w:bottom w:type="dxa" w:w="80"/>
-              <w:right w:type="dxa" w:w="120"/>
-            </w:tcMar>
-            <w:vAlign w:val="center"/>
           </w:tcPr>
           <w:p>
             <w:pPr>
@@ -2185,14 +2185,14 @@
               <w:bottom w:val="single" w:color="E4E6F0" w:sz="4"/>
               <w:right w:val="single" w:color="E4E6F0" w:sz="4"/>
             </w:tcBorders>
+            <w:tcMar>
+              <w:top w:type="dxa" w:w="80"/>
+              <w:left w:type="dxa" w:w="120"/>
+              <w:bottom w:type="dxa" w:w="80"/>
+              <w:right w:type="dxa" w:w="120"/>
+            </w:tcMar>
+            <w:vAlign w:val="center"/>
             <w:shd w:fill="F6F7FB" w:val="clear"/>
-            <w:tcMar>
-              <w:top w:type="dxa" w:w="80"/>
-              <w:left w:type="dxa" w:w="120"/>
-              <w:bottom w:type="dxa" w:w="80"/>
-              <w:right w:type="dxa" w:w="120"/>
-            </w:tcMar>
-            <w:vAlign w:val="center"/>
           </w:tcPr>
           <w:p>
             <w:pPr>
@@ -2208,7 +2208,7 @@
                 <w:sz w:val="19"/>
                 <w:szCs w:val="19"/>
               </w:rPr>
-              <w:t xml:space="preserve">2. Qualification</w:t>
+              <w:t>2. Qualification</w:t>
             </w:r>
           </w:p>
         </w:tc>
@@ -2221,14 +2221,14 @@
               <w:bottom w:val="single" w:color="E4E6F0" w:sz="4"/>
               <w:right w:val="single" w:color="E4E6F0" w:sz="4"/>
             </w:tcBorders>
+            <w:tcMar>
+              <w:top w:type="dxa" w:w="80"/>
+              <w:left w:type="dxa" w:w="120"/>
+              <w:bottom w:type="dxa" w:w="80"/>
+              <w:right w:type="dxa" w:w="120"/>
+            </w:tcMar>
+            <w:vAlign w:val="center"/>
             <w:shd w:fill="F6F7FB" w:val="clear"/>
-            <w:tcMar>
-              <w:top w:type="dxa" w:w="80"/>
-              <w:left w:type="dxa" w:w="120"/>
-              <w:bottom w:type="dxa" w:w="80"/>
-              <w:right w:type="dxa" w:w="120"/>
-            </w:tcMar>
-            <w:vAlign w:val="center"/>
           </w:tcPr>
           <w:p>
             <w:pPr>
@@ -2257,14 +2257,14 @@
               <w:bottom w:val="single" w:color="E4E6F0" w:sz="4"/>
               <w:right w:val="single" w:color="E4E6F0" w:sz="4"/>
             </w:tcBorders>
+            <w:tcMar>
+              <w:top w:type="dxa" w:w="80"/>
+              <w:left w:type="dxa" w:w="120"/>
+              <w:bottom w:type="dxa" w:w="80"/>
+              <w:right w:type="dxa" w:w="120"/>
+            </w:tcMar>
+            <w:vAlign w:val="center"/>
             <w:shd w:fill="F6F7FB" w:val="clear"/>
-            <w:tcMar>
-              <w:top w:type="dxa" w:w="80"/>
-              <w:left w:type="dxa" w:w="120"/>
-              <w:bottom w:type="dxa" w:w="80"/>
-              <w:right w:type="dxa" w:w="120"/>
-            </w:tcMar>
-            <w:vAlign w:val="center"/>
           </w:tcPr>
           <w:p>
             <w:pPr>
@@ -2298,14 +2298,14 @@
               <w:bottom w:val="single" w:color="E4E6F0" w:sz="4"/>
               <w:right w:val="single" w:color="E4E6F0" w:sz="4"/>
             </w:tcBorders>
+            <w:tcMar>
+              <w:top w:type="dxa" w:w="80"/>
+              <w:left w:type="dxa" w:w="120"/>
+              <w:bottom w:type="dxa" w:w="80"/>
+              <w:right w:type="dxa" w:w="120"/>
+            </w:tcMar>
+            <w:vAlign w:val="center"/>
             <w:shd w:fill="FFFFFF" w:val="clear"/>
-            <w:tcMar>
-              <w:top w:type="dxa" w:w="80"/>
-              <w:left w:type="dxa" w:w="120"/>
-              <w:bottom w:type="dxa" w:w="80"/>
-              <w:right w:type="dxa" w:w="120"/>
-            </w:tcMar>
-            <w:vAlign w:val="center"/>
           </w:tcPr>
           <w:p>
             <w:pPr>
@@ -2321,7 +2321,7 @@
                 <w:sz w:val="19"/>
                 <w:szCs w:val="19"/>
               </w:rPr>
-              <w:t>3. Déclaration de la vente</w:t>
+              <w:t>3. Démonstration</w:t>
             </w:r>
           </w:p>
         </w:tc>
@@ -2334,30 +2334,30 @@
               <w:bottom w:val="single" w:color="E4E6F0" w:sz="4"/>
               <w:right w:val="single" w:color="E4E6F0" w:sz="4"/>
             </w:tcBorders>
+            <w:tcMar>
+              <w:top w:type="dxa" w:w="80"/>
+              <w:left w:type="dxa" w:w="120"/>
+              <w:bottom w:type="dxa" w:w="80"/>
+              <w:right w:type="dxa" w:w="120"/>
+            </w:tcMar>
+            <w:vAlign w:val="center"/>
             <w:shd w:fill="FFFFFF" w:val="clear"/>
-            <w:tcMar>
-              <w:top w:type="dxa" w:w="80"/>
-              <w:left w:type="dxa" w:w="120"/>
-              <w:bottom w:type="dxa" w:w="80"/>
-              <w:right w:type="dxa" w:w="120"/>
-            </w:tcMar>
-            <w:vAlign w:val="center"/>
-          </w:tcPr>
-          <w:p>
-            <w:pPr>
-              <w:spacing w:after="0" w:line="260"/>
-              <w:jc w:val="left"/>
-            </w:pPr>
-            <w:r>
-              <w:rPr>
-                <w:rFonts w:ascii="Arial" w:cs="Arial" w:eastAsia="Arial" w:hAnsi="Arial"/>
-                <w:b w:val="false"/>
-                <w:bCs w:val="false"/>
-                <w:color w:val="1E2233"/>
-                <w:sz w:val="19"/>
-                <w:szCs w:val="19"/>
-              </w:rPr>
-              <w:t>Sur myeasyauto.fr/vente avec votre code apporteur : fiche besoins, formule, paiement, contrat signé sur l'écran par le garage. Un lead non signé se déclare par email.</w:t>
+          </w:tcPr>
+          <w:p>
+            <w:pPr>
+              <w:spacing w:after="0" w:line="260"/>
+              <w:jc w:val="left"/>
+            </w:pPr>
+            <w:r>
+              <w:rPr>
+                <w:rFonts w:ascii="Arial" w:cs="Arial" w:eastAsia="Arial" w:hAnsi="Arial"/>
+                <w:b w:val="false"/>
+                <w:bCs w:val="false"/>
+                <w:color w:val="1E2233"/>
+                <w:sz w:val="19"/>
+                <w:szCs w:val="19"/>
+              </w:rPr>
+              <w:t xml:space="preserve">Rendez-vous de 20 minutes, en visio ou à l'atelier, sur le compte de démonstration (dossiers fictifs uniquement). C'est vous qui animez la démo et menez la relation.</w:t>
             </w:r>
           </w:p>
         </w:tc>
@@ -2370,30 +2370,30 @@
               <w:bottom w:val="single" w:color="E4E6F0" w:sz="4"/>
               <w:right w:val="single" w:color="E4E6F0" w:sz="4"/>
             </w:tcBorders>
+            <w:tcMar>
+              <w:top w:type="dxa" w:w="80"/>
+              <w:left w:type="dxa" w:w="120"/>
+              <w:bottom w:type="dxa" w:w="80"/>
+              <w:right w:type="dxa" w:w="120"/>
+            </w:tcMar>
+            <w:vAlign w:val="center"/>
             <w:shd w:fill="FFFFFF" w:val="clear"/>
-            <w:tcMar>
-              <w:top w:type="dxa" w:w="80"/>
-              <w:left w:type="dxa" w:w="120"/>
-              <w:bottom w:type="dxa" w:w="80"/>
-              <w:right w:type="dxa" w:w="120"/>
-            </w:tcMar>
-            <w:vAlign w:val="center"/>
-          </w:tcPr>
-          <w:p>
-            <w:pPr>
-              <w:spacing w:after="0" w:line="260"/>
-              <w:jc w:val="left"/>
-            </w:pPr>
-            <w:r>
-              <w:rPr>
-                <w:rFonts w:ascii="Arial" w:cs="Arial" w:eastAsia="Arial" w:hAnsi="Arial"/>
-                <w:b w:val="false"/>
-                <w:bCs w:val="false"/>
-                <w:color w:val="1E2233"/>
-                <w:sz w:val="19"/>
-                <w:szCs w:val="19"/>
-              </w:rPr>
-              <w:t>Numéro de vente + accusé de réception par email</w:t>
+          </w:tcPr>
+          <w:p>
+            <w:pPr>
+              <w:spacing w:after="0" w:line="260"/>
+              <w:jc w:val="left"/>
+            </w:pPr>
+            <w:r>
+              <w:rPr>
+                <w:rFonts w:ascii="Arial" w:cs="Arial" w:eastAsia="Arial" w:hAnsi="Arial"/>
+                <w:b w:val="false"/>
+                <w:bCs w:val="false"/>
+                <w:color w:val="1E2233"/>
+                <w:sz w:val="19"/>
+                <w:szCs w:val="19"/>
+              </w:rPr>
+              <w:t xml:space="preserve">Compte-rendu de démo (3 lignes) dans le suivi</w:t>
             </w:r>
           </w:p>
         </w:tc>
@@ -2411,14 +2411,14 @@
               <w:bottom w:val="single" w:color="E4E6F0" w:sz="4"/>
               <w:right w:val="single" w:color="E4E6F0" w:sz="4"/>
             </w:tcBorders>
+            <w:tcMar>
+              <w:top w:type="dxa" w:w="80"/>
+              <w:left w:type="dxa" w:w="120"/>
+              <w:bottom w:type="dxa" w:w="80"/>
+              <w:right w:type="dxa" w:w="120"/>
+            </w:tcMar>
+            <w:vAlign w:val="center"/>
             <w:shd w:fill="F6F7FB" w:val="clear"/>
-            <w:tcMar>
-              <w:top w:type="dxa" w:w="80"/>
-              <w:left w:type="dxa" w:w="120"/>
-              <w:bottom w:type="dxa" w:w="80"/>
-              <w:right w:type="dxa" w:w="120"/>
-            </w:tcMar>
-            <w:vAlign w:val="center"/>
           </w:tcPr>
           <w:p>
             <w:pPr>
@@ -2434,7 +2434,7 @@
                 <w:sz w:val="19"/>
                 <w:szCs w:val="19"/>
               </w:rPr>
-              <w:t xml:space="preserve">4. Démonstration</w:t>
+              <w:t>4. Proposition</w:t>
             </w:r>
           </w:p>
         </w:tc>
@@ -2447,30 +2447,30 @@
               <w:bottom w:val="single" w:color="E4E6F0" w:sz="4"/>
               <w:right w:val="single" w:color="E4E6F0" w:sz="4"/>
             </w:tcBorders>
+            <w:tcMar>
+              <w:top w:type="dxa" w:w="80"/>
+              <w:left w:type="dxa" w:w="120"/>
+              <w:bottom w:type="dxa" w:w="80"/>
+              <w:right w:type="dxa" w:w="120"/>
+            </w:tcMar>
+            <w:vAlign w:val="center"/>
             <w:shd w:fill="F6F7FB" w:val="clear"/>
-            <w:tcMar>
-              <w:top w:type="dxa" w:w="80"/>
-              <w:left w:type="dxa" w:w="120"/>
-              <w:bottom w:type="dxa" w:w="80"/>
-              <w:right w:type="dxa" w:w="120"/>
-            </w:tcMar>
-            <w:vAlign w:val="center"/>
-          </w:tcPr>
-          <w:p>
-            <w:pPr>
-              <w:spacing w:after="0" w:line="260"/>
-              <w:jc w:val="left"/>
-            </w:pPr>
-            <w:r>
-              <w:rPr>
-                <w:rFonts w:ascii="Arial" w:cs="Arial" w:eastAsia="Arial" w:hAnsi="Arial"/>
-                <w:b w:val="false"/>
-                <w:bCs w:val="false"/>
-                <w:color w:val="1E2233"/>
-                <w:sz w:val="19"/>
-                <w:szCs w:val="19"/>
-              </w:rPr>
-              <w:t xml:space="preserve">Rendez-vous de 20 minutes, en visio ou à l'atelier, avec l'un des VRAIS rapports d'expertise du garage. IDEAFORMA anime la démo, vous menez la relation.</w:t>
+          </w:tcPr>
+          <w:p>
+            <w:pPr>
+              <w:spacing w:after="0" w:line="260"/>
+              <w:jc w:val="left"/>
+            </w:pPr>
+            <w:r>
+              <w:rPr>
+                <w:rFonts w:ascii="Arial" w:cs="Arial" w:eastAsia="Arial" w:hAnsi="Arial"/>
+                <w:b w:val="false"/>
+                <w:bCs w:val="false"/>
+                <w:color w:val="1E2233"/>
+                <w:sz w:val="19"/>
+                <w:szCs w:val="19"/>
+              </w:rPr>
+              <w:t xml:space="preserve">DEVIS-TYPE pré-rempli avec la formule retenue. Vous proposez l'engagement 12 mois (mise en service offerte).</w:t>
             </w:r>
           </w:p>
         </w:tc>
@@ -2483,30 +2483,30 @@
               <w:bottom w:val="single" w:color="E4E6F0" w:sz="4"/>
               <w:right w:val="single" w:color="E4E6F0" w:sz="4"/>
             </w:tcBorders>
+            <w:tcMar>
+              <w:top w:type="dxa" w:w="80"/>
+              <w:left w:type="dxa" w:w="120"/>
+              <w:bottom w:type="dxa" w:w="80"/>
+              <w:right w:type="dxa" w:w="120"/>
+            </w:tcMar>
+            <w:vAlign w:val="center"/>
             <w:shd w:fill="F6F7FB" w:val="clear"/>
-            <w:tcMar>
-              <w:top w:type="dxa" w:w="80"/>
-              <w:left w:type="dxa" w:w="120"/>
-              <w:bottom w:type="dxa" w:w="80"/>
-              <w:right w:type="dxa" w:w="120"/>
-            </w:tcMar>
-            <w:vAlign w:val="center"/>
-          </w:tcPr>
-          <w:p>
-            <w:pPr>
-              <w:spacing w:after="0" w:line="260"/>
-              <w:jc w:val="left"/>
-            </w:pPr>
-            <w:r>
-              <w:rPr>
-                <w:rFonts w:ascii="Arial" w:cs="Arial" w:eastAsia="Arial" w:hAnsi="Arial"/>
-                <w:b w:val="false"/>
-                <w:bCs w:val="false"/>
-                <w:color w:val="1E2233"/>
-                <w:sz w:val="19"/>
-                <w:szCs w:val="19"/>
-              </w:rPr>
-              <w:t xml:space="preserve">Compte-rendu de démo (3 lignes) dans le suivi</w:t>
+          </w:tcPr>
+          <w:p>
+            <w:pPr>
+              <w:spacing w:after="0" w:line="260"/>
+              <w:jc w:val="left"/>
+            </w:pPr>
+            <w:r>
+              <w:rPr>
+                <w:rFonts w:ascii="Arial" w:cs="Arial" w:eastAsia="Arial" w:hAnsi="Arial"/>
+                <w:b w:val="false"/>
+                <w:bCs w:val="false"/>
+                <w:color w:val="1E2233"/>
+                <w:sz w:val="19"/>
+                <w:szCs w:val="19"/>
+              </w:rPr>
+              <w:t xml:space="preserve">Formule et mode de paiement choisis</w:t>
             </w:r>
           </w:p>
         </w:tc>
@@ -2524,14 +2524,14 @@
               <w:bottom w:val="single" w:color="E4E6F0" w:sz="4"/>
               <w:right w:val="single" w:color="E4E6F0" w:sz="4"/>
             </w:tcBorders>
+            <w:tcMar>
+              <w:top w:type="dxa" w:w="80"/>
+              <w:left w:type="dxa" w:w="120"/>
+              <w:bottom w:type="dxa" w:w="80"/>
+              <w:right w:type="dxa" w:w="120"/>
+            </w:tcMar>
+            <w:vAlign w:val="center"/>
             <w:shd w:fill="FFFFFF" w:val="clear"/>
-            <w:tcMar>
-              <w:top w:type="dxa" w:w="80"/>
-              <w:left w:type="dxa" w:w="120"/>
-              <w:bottom w:type="dxa" w:w="80"/>
-              <w:right w:type="dxa" w:w="120"/>
-            </w:tcMar>
-            <w:vAlign w:val="center"/>
           </w:tcPr>
           <w:p>
             <w:pPr>
@@ -2547,7 +2547,7 @@
                 <w:sz w:val="19"/>
                 <w:szCs w:val="19"/>
               </w:rPr>
-              <w:t xml:space="preserve">5. Proposition</w:t>
+              <w:t>5. Déclaration de la vente</w:t>
             </w:r>
           </w:p>
         </w:tc>
@@ -2560,30 +2560,30 @@
               <w:bottom w:val="single" w:color="E4E6F0" w:sz="4"/>
               <w:right w:val="single" w:color="E4E6F0" w:sz="4"/>
             </w:tcBorders>
+            <w:tcMar>
+              <w:top w:type="dxa" w:w="80"/>
+              <w:left w:type="dxa" w:w="120"/>
+              <w:bottom w:type="dxa" w:w="80"/>
+              <w:right w:type="dxa" w:w="120"/>
+            </w:tcMar>
+            <w:vAlign w:val="center"/>
             <w:shd w:fill="FFFFFF" w:val="clear"/>
-            <w:tcMar>
-              <w:top w:type="dxa" w:w="80"/>
-              <w:left w:type="dxa" w:w="120"/>
-              <w:bottom w:type="dxa" w:w="80"/>
-              <w:right w:type="dxa" w:w="120"/>
-            </w:tcMar>
-            <w:vAlign w:val="center"/>
-          </w:tcPr>
-          <w:p>
-            <w:pPr>
-              <w:spacing w:after="0" w:line="260"/>
-              <w:jc w:val="left"/>
-            </w:pPr>
-            <w:r>
-              <w:rPr>
-                <w:rFonts w:ascii="Arial" w:cs="Arial" w:eastAsia="Arial" w:hAnsi="Arial"/>
-                <w:b w:val="false"/>
-                <w:bCs w:val="false"/>
-                <w:color w:val="1E2233"/>
-                <w:sz w:val="19"/>
-                <w:szCs w:val="19"/>
-              </w:rPr>
-              <w:t xml:space="preserve">DEVIS-TYPE pré-rempli avec la formule retenue. Vous proposez l'engagement 12 mois (mise en service offerte).</w:t>
+          </w:tcPr>
+          <w:p>
+            <w:pPr>
+              <w:spacing w:after="0" w:line="260"/>
+              <w:jc w:val="left"/>
+            </w:pPr>
+            <w:r>
+              <w:rPr>
+                <w:rFonts w:ascii="Arial" w:cs="Arial" w:eastAsia="Arial" w:hAnsi="Arial"/>
+                <w:b w:val="false"/>
+                <w:bCs w:val="false"/>
+                <w:color w:val="1E2233"/>
+                <w:sz w:val="19"/>
+                <w:szCs w:val="19"/>
+              </w:rPr>
+              <w:t>Sur myeasyauto.fr/vente avec votre code apporteur : fiche besoins, formule, paiement, contrat signé sur l'écran par le garage. Un lead non signé se déclare par email.</w:t>
             </w:r>
           </w:p>
         </w:tc>
@@ -2596,30 +2596,30 @@
               <w:bottom w:val="single" w:color="E4E6F0" w:sz="4"/>
               <w:right w:val="single" w:color="E4E6F0" w:sz="4"/>
             </w:tcBorders>
+            <w:tcMar>
+              <w:top w:type="dxa" w:w="80"/>
+              <w:left w:type="dxa" w:w="120"/>
+              <w:bottom w:type="dxa" w:w="80"/>
+              <w:right w:type="dxa" w:w="120"/>
+            </w:tcMar>
+            <w:vAlign w:val="center"/>
             <w:shd w:fill="FFFFFF" w:val="clear"/>
-            <w:tcMar>
-              <w:top w:type="dxa" w:w="80"/>
-              <w:left w:type="dxa" w:w="120"/>
-              <w:bottom w:type="dxa" w:w="80"/>
-              <w:right w:type="dxa" w:w="120"/>
-            </w:tcMar>
-            <w:vAlign w:val="center"/>
-          </w:tcPr>
-          <w:p>
-            <w:pPr>
-              <w:spacing w:after="0" w:line="260"/>
-              <w:jc w:val="left"/>
-            </w:pPr>
-            <w:r>
-              <w:rPr>
-                <w:rFonts w:ascii="Arial" w:cs="Arial" w:eastAsia="Arial" w:hAnsi="Arial"/>
-                <w:b w:val="false"/>
-                <w:bCs w:val="false"/>
-                <w:color w:val="1E2233"/>
-                <w:sz w:val="19"/>
-                <w:szCs w:val="19"/>
-              </w:rPr>
-              <w:t xml:space="preserve">Devis signé + mandat de prélèvement</w:t>
+          </w:tcPr>
+          <w:p>
+            <w:pPr>
+              <w:spacing w:after="0" w:line="260"/>
+              <w:jc w:val="left"/>
+            </w:pPr>
+            <w:r>
+              <w:rPr>
+                <w:rFonts w:ascii="Arial" w:cs="Arial" w:eastAsia="Arial" w:hAnsi="Arial"/>
+                <w:b w:val="false"/>
+                <w:bCs w:val="false"/>
+                <w:color w:val="1E2233"/>
+                <w:sz w:val="19"/>
+                <w:szCs w:val="19"/>
+              </w:rPr>
+              <w:t>Numéro de vente + accusé de réception par email</w:t>
             </w:r>
           </w:p>
         </w:tc>
@@ -2637,14 +2637,14 @@
               <w:bottom w:val="single" w:color="E4E6F0" w:sz="4"/>
               <w:right w:val="single" w:color="E4E6F0" w:sz="4"/>
             </w:tcBorders>
+            <w:tcMar>
+              <w:top w:type="dxa" w:w="80"/>
+              <w:left w:type="dxa" w:w="120"/>
+              <w:bottom w:type="dxa" w:w="80"/>
+              <w:right w:type="dxa" w:w="120"/>
+            </w:tcMar>
+            <w:vAlign w:val="center"/>
             <w:shd w:fill="F6F7FB" w:val="clear"/>
-            <w:tcMar>
-              <w:top w:type="dxa" w:w="80"/>
-              <w:left w:type="dxa" w:w="120"/>
-              <w:bottom w:type="dxa" w:w="80"/>
-              <w:right w:type="dxa" w:w="120"/>
-            </w:tcMar>
-            <w:vAlign w:val="center"/>
           </w:tcPr>
           <w:p>
             <w:pPr>
@@ -2660,7 +2660,7 @@
                 <w:sz w:val="19"/>
                 <w:szCs w:val="19"/>
               </w:rPr>
-              <w:t xml:space="preserve">6. Passation</w:t>
+              <w:t>6. Passation</w:t>
             </w:r>
           </w:p>
         </w:tc>
@@ -2673,30 +2673,30 @@
               <w:bottom w:val="single" w:color="E4E6F0" w:sz="4"/>
               <w:right w:val="single" w:color="E4E6F0" w:sz="4"/>
             </w:tcBorders>
+            <w:tcMar>
+              <w:top w:type="dxa" w:w="80"/>
+              <w:left w:type="dxa" w:w="120"/>
+              <w:bottom w:type="dxa" w:w="80"/>
+              <w:right w:type="dxa" w:w="120"/>
+            </w:tcMar>
+            <w:vAlign w:val="center"/>
             <w:shd w:fill="F6F7FB" w:val="clear"/>
-            <w:tcMar>
-              <w:top w:type="dxa" w:w="80"/>
-              <w:left w:type="dxa" w:w="120"/>
-              <w:bottom w:type="dxa" w:w="80"/>
-              <w:right w:type="dxa" w:w="120"/>
-            </w:tcMar>
-            <w:vAlign w:val="center"/>
-          </w:tcPr>
-          <w:p>
-            <w:pPr>
-              <w:spacing w:after="0" w:line="260"/>
-              <w:jc w:val="left"/>
-            </w:pPr>
-            <w:r>
-              <w:rPr>
-                <w:rFonts w:ascii="Arial" w:cs="Arial" w:eastAsia="Arial" w:hAnsi="Arial"/>
-                <w:b w:val="false"/>
-                <w:bCs w:val="false"/>
-                <w:color w:val="1E2233"/>
-                <w:sz w:val="19"/>
-                <w:szCs w:val="19"/>
-              </w:rPr>
-              <w:t xml:space="preserve">Vous présentez le garage à IDEAFORMA (mail de passation). Mise en service sous 5 jours ouvrés, formation du garage par IDEAFORMA.</w:t>
+          </w:tcPr>
+          <w:p>
+            <w:pPr>
+              <w:spacing w:after="0" w:line="260"/>
+              <w:jc w:val="left"/>
+            </w:pPr>
+            <w:r>
+              <w:rPr>
+                <w:rFonts w:ascii="Arial" w:cs="Arial" w:eastAsia="Arial" w:hAnsi="Arial"/>
+                <w:b w:val="false"/>
+                <w:bCs w:val="false"/>
+                <w:color w:val="1E2233"/>
+                <w:sz w:val="19"/>
+                <w:szCs w:val="19"/>
+              </w:rPr>
+              <w:t xml:space="preserve">Vous présentez le garage à MY EASY AUTO (mail de passation). Création du compte sous 5 jours ouvrés, puis mise en service par MY EASY AUTO (paramétrage, reprise des dossiers, formation à distance).</w:t>
             </w:r>
           </w:p>
         </w:tc>
@@ -2709,14 +2709,14 @@
               <w:bottom w:val="single" w:color="E4E6F0" w:sz="4"/>
               <w:right w:val="single" w:color="E4E6F0" w:sz="4"/>
             </w:tcBorders>
+            <w:tcMar>
+              <w:top w:type="dxa" w:w="80"/>
+              <w:left w:type="dxa" w:w="120"/>
+              <w:bottom w:type="dxa" w:w="80"/>
+              <w:right w:type="dxa" w:w="120"/>
+            </w:tcMar>
+            <w:vAlign w:val="center"/>
             <w:shd w:fill="F6F7FB" w:val="clear"/>
-            <w:tcMar>
-              <w:top w:type="dxa" w:w="80"/>
-              <w:left w:type="dxa" w:w="120"/>
-              <w:bottom w:type="dxa" w:w="80"/>
-              <w:right w:type="dxa" w:w="120"/>
-            </w:tcMar>
-            <w:vAlign w:val="center"/>
           </w:tcPr>
           <w:p>
             <w:pPr>
@@ -2750,14 +2750,14 @@
               <w:bottom w:val="single" w:color="E4E6F0" w:sz="4"/>
               <w:right w:val="single" w:color="E4E6F0" w:sz="4"/>
             </w:tcBorders>
+            <w:tcMar>
+              <w:top w:type="dxa" w:w="80"/>
+              <w:left w:type="dxa" w:w="120"/>
+              <w:bottom w:type="dxa" w:w="80"/>
+              <w:right w:type="dxa" w:w="120"/>
+            </w:tcMar>
+            <w:vAlign w:val="center"/>
             <w:shd w:fill="FFFFFF" w:val="clear"/>
-            <w:tcMar>
-              <w:top w:type="dxa" w:w="80"/>
-              <w:left w:type="dxa" w:w="120"/>
-              <w:bottom w:type="dxa" w:w="80"/>
-              <w:right w:type="dxa" w:w="120"/>
-            </w:tcMar>
-            <w:vAlign w:val="center"/>
           </w:tcPr>
           <w:p>
             <w:pPr>
@@ -2773,7 +2773,7 @@
                 <w:sz w:val="19"/>
                 <w:szCs w:val="19"/>
               </w:rPr>
-              <w:t xml:space="preserve">7. Fidélisation</w:t>
+              <w:t>7. Fidélisation</w:t>
             </w:r>
           </w:p>
         </w:tc>
@@ -2786,14 +2786,14 @@
               <w:bottom w:val="single" w:color="E4E6F0" w:sz="4"/>
               <w:right w:val="single" w:color="E4E6F0" w:sz="4"/>
             </w:tcBorders>
+            <w:tcMar>
+              <w:top w:type="dxa" w:w="80"/>
+              <w:left w:type="dxa" w:w="120"/>
+              <w:bottom w:type="dxa" w:w="80"/>
+              <w:right w:type="dxa" w:w="120"/>
+            </w:tcMar>
+            <w:vAlign w:val="center"/>
             <w:shd w:fill="FFFFFF" w:val="clear"/>
-            <w:tcMar>
-              <w:top w:type="dxa" w:w="80"/>
-              <w:left w:type="dxa" w:w="120"/>
-              <w:bottom w:type="dxa" w:w="80"/>
-              <w:right w:type="dxa" w:w="120"/>
-            </w:tcMar>
-            <w:vAlign w:val="center"/>
           </w:tcPr>
           <w:p>
             <w:pPr>
@@ -2822,14 +2822,14 @@
               <w:bottom w:val="single" w:color="E4E6F0" w:sz="4"/>
               <w:right w:val="single" w:color="E4E6F0" w:sz="4"/>
             </w:tcBorders>
+            <w:tcMar>
+              <w:top w:type="dxa" w:w="80"/>
+              <w:left w:type="dxa" w:w="120"/>
+              <w:bottom w:type="dxa" w:w="80"/>
+              <w:right w:type="dxa" w:w="120"/>
+            </w:tcMar>
+            <w:vAlign w:val="center"/>
             <w:shd w:fill="FFFFFF" w:val="clear"/>
-            <w:tcMar>
-              <w:top w:type="dxa" w:w="80"/>
-              <w:left w:type="dxa" w:w="120"/>
-              <w:bottom w:type="dxa" w:w="80"/>
-              <w:right w:type="dxa" w:w="120"/>
-            </w:tcMar>
-            <w:vAlign w:val="center"/>
           </w:tcPr>
           <w:p>
             <w:pPr>
@@ -3028,7 +3028,7 @@
                 <w:sz w:val="17"/>
                 <w:szCs w:val="17"/>
               </w:rPr>
-              <w:t xml:space="preserve">avec un vrai rapport d'expertise</w:t>
+              <w:t xml:space="preserve">sur le compte de démonstration</w:t>
             </w:r>
           </w:p>
         </w:tc>
@@ -3183,7 +3183,7 @@
                 <w:sz w:val="20"/>
                 <w:szCs w:val="20"/>
               </w:rPr>
-              <w:t xml:space="preserve">« Bonjour, je ne viens pas vous vendre un logiciel. Je travaille avec un ancien carrossier qui a mis dix ans à en avoir assez de courir après les assurances. Il a créé un outil qui lit le rapport d'expertise, sort la facture et la cession de créance, et relance l'assurance tout seul jusqu'à ce que ça paie. Vous avez combien de dossiers en attente de règlement en ce moment ? »</w:t>
+              <w:t xml:space="preserve">« Bonjour, je ne viens pas vous vendre un logiciel. Je travaille avec une équipe qui connaît la carrosserie et qui en a eu assez de voir les garages courir après les assurances. Elle a créé un outil qui lit le rapport d'expertise, sort la facture et la cession de créance, et relance l'assurance tout seul jusqu'à ce que ça paie. Vous avez combien de dossiers en attente de règlement en ce moment ? »</w:t>
             </w:r>
           </w:p>
         </w:tc>
@@ -3653,7 +3653,7 @@
                 <w:sz w:val="19"/>
                 <w:szCs w:val="19"/>
               </w:rPr>
-              <w:t>« C'est justement pour ça. » La mise en service prend une demi-journée, IDEAFORMA reprend les dossiers en cours, et le chargé de mission prend le relais dès la première semaine. Le garage ne change pas de méthode : il arrête d'en avoir une.</w:t>
+              <w:t xml:space="preserve">« C'est justement pour ça. » La mise en service prend une demi-journée, MY EASY AUTO reprend les dossiers en cours, et, en Adhésion Service, le chargé de mission prend le relais dès la mise en service terminée. Le garage ne change pas ses habitudes : c'est l'outil qui s'adapte à lui.</w:t>
             </w:r>
           </w:p>
         </w:tc>
@@ -3884,7 +3884,7 @@
                 <w:sz w:val="19"/>
                 <w:szCs w:val="19"/>
               </w:rPr>
-              <w:t xml:space="preserve">C'est exactement ce que nous proposons : une démonstration de 20 minutes avec l'un de VOS rapports d'expertise, le dossier, les documents et la facture se créent devant vous. Sans engagement.</w:t>
+              <w:t xml:space="preserve">C'est exactement ce que nous proposons : une démonstration de 20 minutes sur notre compte de démonstration : vous voyez le dossier, les documents et la facture se créer devant vous. Sans engagement.</w:t>
             </w:r>
           </w:p>
         </w:tc>
@@ -3943,7 +3943,7 @@
           <w:sz w:val="20"/>
           <w:szCs w:val="20"/>
         </w:rPr>
-        <w:t>Accorder une remise ou un mois gratuit hors grille sans accord écrit d'IDEAFORMA. Les seules concessions prévues sont celles de la plaquette tarifaire : engagement 12 mois (−5 % ESSENTIEL, −10 % ADHÉSION SERVICE PLUS, −12 % ADHÉSION SERVICE PREMIUM, −15 % ADHÉSION SERVICE ULTIMATE, mise en service offerte) et année payée en une fois (1 mensualité offerte ESSENTIEL, 100 € ADHÉSION SERVICE PLUS, 200 € ADHÉSION SERVICE PREMIUM / ADHÉSION SERVICE ULTIMATE). Une remise exceptionnelle se demande dans la déclaration de vente ; IDEAFORMA décide.</w:t>
+        <w:t xml:space="preserve">Accorder une remise ou un mois gratuit hors grille sans accord écrit de MY EASY AUTO. Les seules concessions prévues sont celles de la plaquette tarifaire : engagement 12 mois (−5 % ESSENTIEL, −10 % ADHÉSION SERVICE PLUS, −12 % ADHÉSION SERVICE PREMIUM, −15 % ADHÉSION SERVICE ULTIMATE, mise en service offerte) et année payée en une fois (1 mensualité offerte ESSENTIEL, 100 € ADHÉSION SERVICE PLUS, 200 € ADHÉSION SERVICE PREMIUM / ADHÉSION SERVICE ULTIMATE). Une remise exceptionnelle se demande dans la déclaration de vente ; MY EASY AUTO décide.</w:t>
       </w:r>
     </w:p>
     <w:p>
@@ -3962,7 +3962,7 @@
           <w:sz w:val="20"/>
           <w:szCs w:val="20"/>
         </w:rPr>
-        <w:t xml:space="preserve">Faire signer autre chose que le DEVIS-TYPE en vigueur, ou encaisser quoi que ce soit : le garage paie IDEAFORMA, jamais le commercial.</w:t>
+        <w:t xml:space="preserve">Faire signer autre chose que le contrat en vigueur (conditions particulières, CGV et CGU sur myeasyauto.fr/vente), ou encaisser quoi que ce soit : le garage paie MY EASY AUTO, jamais le commercial.</w:t>
       </w:r>
     </w:p>
     <w:p>
@@ -3981,7 +3981,7 @@
           <w:sz w:val="20"/>
           <w:szCs w:val="20"/>
         </w:rPr>
-        <w:t xml:space="preserve">Photographier ou emporter des documents du garage (rapports, factures) sans son accord : pour la démo, c'est le garage qui envoie son rapport à contact@myeasyauto.fr.</w:t>
+        <w:t xml:space="preserve">Photographier ou emporter des documents du garage (rapports, factures) sans son accord : la démonstration se fait uniquement sur le compte démo, avec ses dossiers fictifs.</w:t>
       </w:r>
     </w:p>
     <w:p>
@@ -4060,7 +4060,7 @@
                 <w:sz w:val="20"/>
                 <w:szCs w:val="20"/>
               </w:rPr>
-              <w:t xml:space="preserve">vous touchez UNE prime pour chaque garage que vous signez. Elle est acquise quand le garage a payé ses deux premières mensualités, et versée le mois suivant. Rien d'autre à attendre, rien qui se paie « à la vie ».</w:t>
+              <w:t xml:space="preserve">vous touchez UNE prime pour chaque garage que vous signez. Elle est acquise dès la 1re mensualité encaissée si le garage s'engage 12 mois (ou paie l'année d'avance), à la 3e mensualité sinon ; elle figure sur le relevé du mois suivant et vous est virée à 30 jours sur facture. Rien d'autre à attendre, rien qui se paie « à la vie ».</w:t>
             </w:r>
           </w:p>
         </w:tc>
@@ -5059,7 +5059,7 @@
           <w:sz w:val="20"/>
           <w:szCs w:val="20"/>
         </w:rPr>
-        <w:t>Acquise IMMÉDIATEMENT (dès la 1re mensualité encaissée par IDEAFORMA) quand le garage s'engage 12 mois ou paie l'année en une fois ; DIFFÉRÉE DE DEUX MOIS (3e mensualité encaissée) sans engagement. Elle figure sur votre relevé du mois de l'encaissement, vous facturez, virement à 30 jours. Exemple : ADHÉSION SERVICE PREMIUM engagé signé le 10 septembre → 1er mois payé en octobre → relevé début novembre → virement début décembre (815 €).</w:t>
+        <w:t xml:space="preserve">Acquise IMMÉDIATEMENT (dès la 1re mensualité encaissée par MY EASY AUTO) quand le garage s'engage 12 mois ou paie l'année en une fois ; DIFFÉRÉE DE DEUX MOIS (3e mensualité encaissée) sans engagement. Elle figure sur votre relevé du mois de l'encaissement, vous facturez, virement à 30 jours. Exemple : ADHÉSION SERVICE PREMIUM engagé signé le 10 septembre → 1re mensualité payée à la signature → relevé avant le 5 octobre → virement début novembre (815 €).</w:t>
       </w:r>
       <w:r>
         <w:rPr>
@@ -5088,7 +5088,7 @@
           <w:sz w:val="20"/>
           <w:szCs w:val="20"/>
         </w:rPr>
-        <w:t>Remise de grille (engagement 12 mois, année en une fois) : aucune incidence sur la prime. Remise exceptionnelle hors grille, acceptée par écrit par IDEAFORMA : la prime suit la remise dans la même proportion (minimum ESSENTIEL conservé, bonus engagement inchangé).</w:t>
+        <w:t xml:space="preserve">Remise de grille (engagement 12 mois, année en une fois) : aucune incidence sur la prime. Remise exceptionnelle hors grille, acceptée par écrit par MY EASY AUTO : la prime suit la remise dans la même proportion (minimum ESSENTIEL conservé, bonus engagement inchangé).</w:t>
       </w:r>
       <w:r>
         <w:rPr>
@@ -5117,7 +5117,7 @@
           <w:sz w:val="20"/>
           <w:szCs w:val="20"/>
         </w:rPr>
-        <w:t>Année payée en une fois : prime + bonus engagement acquis dès l'encaissement du forfait annuel ; l'avantage annuel offert par IDEAFORMA ne réduit pas la prime.</w:t>
+        <w:t xml:space="preserve">Année payée en une fois : prime + bonus engagement acquis dès l'encaissement du forfait annuel ; l'avantage annuel offert par MY EASY AUTO ne réduit pas la prime.</w:t>
       </w:r>
       <w:r>
         <w:rPr>
@@ -6009,7 +6009,7 @@
           <w:sz w:val="17"/>
           <w:szCs w:val="17"/>
         </w:rPr>
-        <w:t>Avec engagement, les primes sont encaissées dès le 2e mois (1re mensualité du garage + relevé) ; sans engagement à partir du 4e. Hors bonus de volume. Chiffres indicatifs calculés dans le simulateur Excel — modifiez les hypothèses.</w:t>
+        <w:t xml:space="preserve">Avec engagement, la prime figure sur le relevé du 2e mois et elle est virée le 3e ; sans engagement, relevé du 4e mois et virement le 5e. Hors bonus de volume. Chiffres indicatifs calculés dans le simulateur Excel — modifiez les hypothèses.</w:t>
       </w:r>
     </w:p>
     <w:p>
@@ -6077,7 +6077,7 @@
           <w:sz w:val="20"/>
           <w:szCs w:val="20"/>
         </w:rPr>
-        <w:t>Reprise de prime : si le garage résilie, se rétracte ou cesse de payer avant sa 3e mensualité, la prime (et le bonus engagement) est reprise par compensation sur vos relevés suivants, ou remboursée sous 30 jours s'il n'y a plus rien à compenser. IDEAFORMA ne paie jamais une vente qui n'a pas tenu — c'est la contrepartie du versement immédiat.</w:t>
+        <w:t xml:space="preserve">Reprise de prime : si le garage résilie, se rétracte ou cesse de payer avant sa 3e mensualité, la prime (et le bonus engagement) est reprise par compensation sur vos relevés suivants, ou remboursée sous 30 jours s'il n'y a plus rien à compenser. MY EASY AUTO ne paie jamais une vente qui n'a pas tenu — c'est la contrepartie du versement immédiat.</w:t>
       </w:r>
       <w:r>
         <w:rPr>
@@ -6115,7 +6115,7 @@
           <w:sz w:val="20"/>
           <w:szCs w:val="20"/>
         </w:rPr>
-        <w:t xml:space="preserve">vous adressez une facture mensuelle à IDEAFORMA reprenant le relevé de commissions qu'elle vous transmet avant le 5 de chaque mois ; règlement à 30 jours. Vous exercez sous votre propre statut (auto-entrepreneur ou société), avec votre propre assurance RC pro.</w:t>
+        <w:t xml:space="preserve">vous adressez une facture mensuelle à MY EASY AUTO reprenant le relevé de commissions qu'elle vous transmet avant le 5 de chaque mois ; règlement à 30 jours. Vous exercez sous votre propre statut (auto-entrepreneur ou société), avec votre propre assurance RC pro.</w:t>
       </w:r>
     </w:p>
     <w:p>
@@ -6145,7 +6145,7 @@
           <w:sz w:val="20"/>
           <w:szCs w:val="20"/>
         </w:rPr>
-        <w:t xml:space="preserve">mais IDEAFORMA n'affecte pas deux apporteurs sur la même zone sans les prévenir.</w:t>
+        <w:t xml:space="preserve">mais MY EASY AUTO n'affecte pas deux apporteurs sur la même zone sans les prévenir.</w:t>
       </w:r>
     </w:p>
     <w:p>
@@ -6663,7 +6663,7 @@
                 <w:sz w:val="19"/>
                 <w:szCs w:val="19"/>
               </w:rPr>
-              <w:t xml:space="preserve">Étape 5</w:t>
+              <w:t>Étape 4</w:t>
             </w:r>
           </w:p>
         </w:tc>
@@ -7002,7 +7002,7 @@
                 <w:sz w:val="19"/>
                 <w:szCs w:val="19"/>
               </w:rPr>
-              <w:t xml:space="preserve">Étape 4</w:t>
+              <w:t>Étape 3</w:t>
             </w:r>
           </w:p>
         </w:tc>
@@ -7211,7 +7211,7 @@
         <w:sz w:val="14"/>
         <w:szCs w:val="14"/>
       </w:rPr>
-      <w:t xml:space="preserve">IDEAFORMA — 144 Avenue Charles de Gaulle, 92200 Neuilly-sur-Seine — SIRET 993 125 335 00014 — contact@myeasyauto.fr</w:t>
+      <w:t xml:space="preserve">MY EASY AUTO — 144 Avenue Charles de Gaulle, 92200 Neuilly-sur-Seine — SIRET 993 125 335 00014 — contact@myeasyauto.fr</w:t>
     </w:r>
     <w:r>
       <w:rPr>
@@ -7462,7 +7462,7 @@
               <w:sz w:val="16"/>
               <w:szCs w:val="16"/>
             </w:rPr>
-            <w:t xml:space="preserve">MY EASY AUTO by IDEAFORMA</w:t>
+            <w:t xml:space="preserve">MY EASY AUTO</w:t>
           </w:r>
         </w:p>
         <w:p>
